--- a/docx/en/BUFRCREX_TableB_en_01.docx
+++ b/docx/en/BUFRCREX_TableB_en_01.docx
@@ -239,7 +239,7 @@
                 <w:b w:val="0"/>
                 <w:sz w:val="16"/>
               </w:rPr>
-              <w:t>001001</w:t>
+              <w:t>0 01 001</w:t>
             </w:r>
           </w:p>
         </w:tc>
@@ -403,7 +403,7 @@
                 <w:b w:val="0"/>
                 <w:sz w:val="16"/>
               </w:rPr>
-              <w:t>001002</w:t>
+              <w:t>0 01 002</w:t>
             </w:r>
           </w:p>
         </w:tc>
@@ -567,7 +567,7 @@
                 <w:b w:val="0"/>
                 <w:sz w:val="16"/>
               </w:rPr>
-              <w:t>001003</w:t>
+              <w:t>0 01 003</w:t>
             </w:r>
           </w:p>
         </w:tc>
@@ -731,7 +731,7 @@
                 <w:b w:val="0"/>
                 <w:sz w:val="16"/>
               </w:rPr>
-              <w:t>001004</w:t>
+              <w:t>0 01 004</w:t>
             </w:r>
           </w:p>
         </w:tc>
@@ -896,7 +896,7 @@
                 <w:b w:val="0"/>
                 <w:sz w:val="16"/>
               </w:rPr>
-              <w:t>001005</w:t>
+              <w:t>0 01 005</w:t>
             </w:r>
           </w:p>
         </w:tc>
@@ -1060,7 +1060,7 @@
                 <w:b w:val="0"/>
                 <w:sz w:val="16"/>
               </w:rPr>
-              <w:t>001006</w:t>
+              <w:t>0 01 006</w:t>
             </w:r>
           </w:p>
         </w:tc>
@@ -1224,7 +1224,7 @@
                 <w:b w:val="0"/>
                 <w:sz w:val="16"/>
               </w:rPr>
-              <w:t>001007</w:t>
+              <w:t>0 01 007</w:t>
             </w:r>
           </w:p>
         </w:tc>
@@ -1388,7 +1388,7 @@
                 <w:b w:val="0"/>
                 <w:sz w:val="16"/>
               </w:rPr>
-              <w:t>001008</w:t>
+              <w:t>0 01 008</w:t>
             </w:r>
           </w:p>
         </w:tc>
@@ -1552,7 +1552,7 @@
                 <w:b w:val="0"/>
                 <w:sz w:val="16"/>
               </w:rPr>
-              <w:t>001009</w:t>
+              <w:t>0 01 009</w:t>
             </w:r>
           </w:p>
         </w:tc>
@@ -1716,7 +1716,7 @@
                 <w:b w:val="0"/>
                 <w:sz w:val="16"/>
               </w:rPr>
-              <w:t>001010</w:t>
+              <w:t>0 01 010</w:t>
             </w:r>
           </w:p>
         </w:tc>
@@ -1880,7 +1880,7 @@
                 <w:b w:val="0"/>
                 <w:sz w:val="16"/>
               </w:rPr>
-              <w:t>001011</w:t>
+              <w:t>0 01 011</w:t>
             </w:r>
           </w:p>
         </w:tc>
@@ -2044,7 +2044,7 @@
                 <w:b w:val="0"/>
                 <w:sz w:val="16"/>
               </w:rPr>
-              <w:t>001012</w:t>
+              <w:t>0 01 012</w:t>
             </w:r>
           </w:p>
         </w:tc>
@@ -2209,7 +2209,7 @@
                 <w:b w:val="0"/>
                 <w:sz w:val="16"/>
               </w:rPr>
-              <w:t>001013</w:t>
+              <w:t>0 01 013</w:t>
             </w:r>
           </w:p>
         </w:tc>
@@ -2374,7 +2374,7 @@
                 <w:b w:val="0"/>
                 <w:sz w:val="16"/>
               </w:rPr>
-              <w:t>001014</w:t>
+              <w:t>0 01 014</w:t>
             </w:r>
           </w:p>
         </w:tc>
@@ -2538,7 +2538,7 @@
                 <w:b w:val="0"/>
                 <w:sz w:val="16"/>
               </w:rPr>
-              <w:t>001015</w:t>
+              <w:t>0 01 015</w:t>
             </w:r>
           </w:p>
         </w:tc>
@@ -2702,7 +2702,7 @@
                 <w:b w:val="0"/>
                 <w:sz w:val="16"/>
               </w:rPr>
-              <w:t>001016</w:t>
+              <w:t>0 01 016</w:t>
             </w:r>
           </w:p>
         </w:tc>
@@ -2866,7 +2866,7 @@
                 <w:b w:val="0"/>
                 <w:sz w:val="16"/>
               </w:rPr>
-              <w:t>001018</w:t>
+              <w:t>0 01 018</w:t>
             </w:r>
           </w:p>
         </w:tc>
@@ -3030,7 +3030,7 @@
                 <w:b w:val="0"/>
                 <w:sz w:val="16"/>
               </w:rPr>
-              <w:t>001019</w:t>
+              <w:t>0 01 019</w:t>
             </w:r>
           </w:p>
         </w:tc>
@@ -3194,7 +3194,7 @@
                 <w:b w:val="0"/>
                 <w:sz w:val="16"/>
               </w:rPr>
-              <w:t>001020</w:t>
+              <w:t>0 01 020</w:t>
             </w:r>
           </w:p>
         </w:tc>
@@ -3358,7 +3358,7 @@
                 <w:b w:val="0"/>
                 <w:sz w:val="16"/>
               </w:rPr>
-              <w:t>001021</w:t>
+              <w:t>0 01 021</w:t>
             </w:r>
           </w:p>
         </w:tc>
@@ -3522,7 +3522,7 @@
                 <w:b w:val="0"/>
                 <w:sz w:val="16"/>
               </w:rPr>
-              <w:t>001022</w:t>
+              <w:t>0 01 022</w:t>
             </w:r>
           </w:p>
         </w:tc>
@@ -3687,7 +3687,7 @@
                 <w:b w:val="0"/>
                 <w:sz w:val="16"/>
               </w:rPr>
-              <w:t>001023</w:t>
+              <w:t>0 01 023</w:t>
             </w:r>
           </w:p>
         </w:tc>
@@ -3851,7 +3851,7 @@
                 <w:b w:val="0"/>
                 <w:sz w:val="16"/>
               </w:rPr>
-              <w:t>001024</w:t>
+              <w:t>0 01 024</w:t>
             </w:r>
           </w:p>
         </w:tc>
@@ -4015,7 +4015,7 @@
                 <w:b w:val="0"/>
                 <w:sz w:val="16"/>
               </w:rPr>
-              <w:t>001025</w:t>
+              <w:t>0 01 025</w:t>
             </w:r>
           </w:p>
         </w:tc>
@@ -4180,7 +4180,7 @@
                 <w:b w:val="0"/>
                 <w:sz w:val="16"/>
               </w:rPr>
-              <w:t>001026</w:t>
+              <w:t>0 01 026</w:t>
             </w:r>
           </w:p>
         </w:tc>
@@ -4345,7 +4345,7 @@
                 <w:b w:val="0"/>
                 <w:sz w:val="16"/>
               </w:rPr>
-              <w:t>001027</w:t>
+              <w:t>0 01 027</w:t>
             </w:r>
           </w:p>
         </w:tc>
@@ -4510,7 +4510,7 @@
                 <w:b w:val="0"/>
                 <w:sz w:val="16"/>
               </w:rPr>
-              <w:t>001028</w:t>
+              <w:t>0 01 028</w:t>
             </w:r>
           </w:p>
         </w:tc>
@@ -4674,7 +4674,7 @@
                 <w:b w:val="0"/>
                 <w:sz w:val="16"/>
               </w:rPr>
-              <w:t>001029</w:t>
+              <w:t>0 01 029</w:t>
             </w:r>
           </w:p>
         </w:tc>
@@ -4838,7 +4838,7 @@
                 <w:b w:val="0"/>
                 <w:sz w:val="16"/>
               </w:rPr>
-              <w:t>001030</w:t>
+              <w:t>0 01 030</w:t>
             </w:r>
           </w:p>
         </w:tc>
@@ -5003,7 +5003,7 @@
                 <w:b w:val="0"/>
                 <w:sz w:val="16"/>
               </w:rPr>
-              <w:t>001031</w:t>
+              <w:t>0 01 031</w:t>
             </w:r>
           </w:p>
         </w:tc>
@@ -5168,7 +5168,7 @@
                 <w:b w:val="0"/>
                 <w:sz w:val="16"/>
               </w:rPr>
-              <w:t>001032</w:t>
+              <w:t>0 01 032</w:t>
             </w:r>
           </w:p>
         </w:tc>
@@ -5333,7 +5333,7 @@
                 <w:b w:val="0"/>
                 <w:sz w:val="16"/>
               </w:rPr>
-              <w:t>001033</w:t>
+              <w:t>0 01 033</w:t>
             </w:r>
           </w:p>
         </w:tc>
@@ -5497,7 +5497,7 @@
                 <w:b w:val="0"/>
                 <w:sz w:val="16"/>
               </w:rPr>
-              <w:t>001034</w:t>
+              <w:t>0 01 034</w:t>
             </w:r>
           </w:p>
         </w:tc>
@@ -5661,7 +5661,7 @@
                 <w:b w:val="0"/>
                 <w:sz w:val="16"/>
               </w:rPr>
-              <w:t>001035</w:t>
+              <w:t>0 01 035</w:t>
             </w:r>
           </w:p>
         </w:tc>
@@ -5825,7 +5825,7 @@
                 <w:b w:val="0"/>
                 <w:sz w:val="16"/>
               </w:rPr>
-              <w:t>001036</w:t>
+              <w:t>0 01 036</w:t>
             </w:r>
           </w:p>
         </w:tc>
@@ -5989,7 +5989,7 @@
                 <w:b w:val="0"/>
                 <w:sz w:val="16"/>
               </w:rPr>
-              <w:t>001037</w:t>
+              <w:t>0 01 037</w:t>
             </w:r>
           </w:p>
         </w:tc>
@@ -6153,7 +6153,7 @@
                 <w:b w:val="0"/>
                 <w:sz w:val="16"/>
               </w:rPr>
-              <w:t>001038</w:t>
+              <w:t>0 01 038</w:t>
             </w:r>
           </w:p>
         </w:tc>
@@ -6317,7 +6317,7 @@
                 <w:b w:val="0"/>
                 <w:sz w:val="16"/>
               </w:rPr>
-              <w:t>001039</w:t>
+              <w:t>0 01 039</w:t>
             </w:r>
           </w:p>
         </w:tc>
@@ -6481,7 +6481,7 @@
                 <w:b w:val="0"/>
                 <w:sz w:val="16"/>
               </w:rPr>
-              <w:t>001040</w:t>
+              <w:t>0 01 040</w:t>
             </w:r>
           </w:p>
         </w:tc>
@@ -6645,7 +6645,7 @@
                 <w:b w:val="0"/>
                 <w:sz w:val="16"/>
               </w:rPr>
-              <w:t>001041</w:t>
+              <w:t>0 01 041</w:t>
             </w:r>
           </w:p>
         </w:tc>
@@ -6810,7 +6810,7 @@
                 <w:b w:val="0"/>
                 <w:sz w:val="16"/>
               </w:rPr>
-              <w:t>001042</w:t>
+              <w:t>0 01 042</w:t>
             </w:r>
           </w:p>
         </w:tc>
@@ -6975,7 +6975,7 @@
                 <w:b w:val="0"/>
                 <w:sz w:val="16"/>
               </w:rPr>
-              <w:t>001043</w:t>
+              <w:t>0 01 043</w:t>
             </w:r>
           </w:p>
         </w:tc>
@@ -7140,7 +7140,7 @@
                 <w:b w:val="0"/>
                 <w:sz w:val="16"/>
               </w:rPr>
-              <w:t>001044</w:t>
+              <w:t>0 01 044</w:t>
             </w:r>
           </w:p>
         </w:tc>
@@ -7304,7 +7304,7 @@
                 <w:b w:val="0"/>
                 <w:sz w:val="16"/>
               </w:rPr>
-              <w:t>001050</w:t>
+              <w:t>0 01 050</w:t>
             </w:r>
           </w:p>
         </w:tc>
@@ -7468,7 +7468,7 @@
                 <w:b w:val="0"/>
                 <w:sz w:val="16"/>
               </w:rPr>
-              <w:t>001051</w:t>
+              <w:t>0 01 051</w:t>
             </w:r>
           </w:p>
         </w:tc>
@@ -7632,7 +7632,7 @@
                 <w:b w:val="0"/>
                 <w:sz w:val="16"/>
               </w:rPr>
-              <w:t>001052</w:t>
+              <w:t>0 01 052</w:t>
             </w:r>
           </w:p>
         </w:tc>
@@ -7796,7 +7796,7 @@
                 <w:b w:val="0"/>
                 <w:sz w:val="16"/>
               </w:rPr>
-              <w:t>001053</w:t>
+              <w:t>0 01 053</w:t>
             </w:r>
           </w:p>
         </w:tc>
@@ -7960,7 +7960,7 @@
                 <w:b w:val="0"/>
                 <w:sz w:val="16"/>
               </w:rPr>
-              <w:t>001060</w:t>
+              <w:t>0 01 060</w:t>
             </w:r>
           </w:p>
         </w:tc>
@@ -8124,7 +8124,7 @@
                 <w:b w:val="0"/>
                 <w:sz w:val="16"/>
               </w:rPr>
-              <w:t>001062</w:t>
+              <w:t>0 01 062</w:t>
             </w:r>
           </w:p>
         </w:tc>
@@ -8288,7 +8288,7 @@
                 <w:b w:val="0"/>
                 <w:sz w:val="16"/>
               </w:rPr>
-              <w:t>001063</w:t>
+              <w:t>0 01 063</w:t>
             </w:r>
           </w:p>
         </w:tc>
@@ -8452,7 +8452,7 @@
                 <w:b w:val="0"/>
                 <w:sz w:val="16"/>
               </w:rPr>
-              <w:t>001064</w:t>
+              <w:t>0 01 064</w:t>
             </w:r>
           </w:p>
         </w:tc>
@@ -8616,7 +8616,7 @@
                 <w:b w:val="0"/>
                 <w:sz w:val="16"/>
               </w:rPr>
-              <w:t>001065</w:t>
+              <w:t>0 01 065</w:t>
             </w:r>
           </w:p>
         </w:tc>
@@ -8780,7 +8780,7 @@
                 <w:b w:val="0"/>
                 <w:sz w:val="16"/>
               </w:rPr>
-              <w:t>001075</w:t>
+              <w:t>0 01 075</w:t>
             </w:r>
           </w:p>
         </w:tc>
@@ -8944,7 +8944,7 @@
                 <w:b w:val="0"/>
                 <w:sz w:val="16"/>
               </w:rPr>
-              <w:t>001079</w:t>
+              <w:t>0 01 079</w:t>
             </w:r>
           </w:p>
         </w:tc>
@@ -9108,7 +9108,7 @@
                 <w:b w:val="0"/>
                 <w:sz w:val="16"/>
               </w:rPr>
-              <w:t>001080</w:t>
+              <w:t>0 01 080</w:t>
             </w:r>
           </w:p>
         </w:tc>
@@ -9272,7 +9272,7 @@
                 <w:b w:val="0"/>
                 <w:sz w:val="16"/>
               </w:rPr>
-              <w:t>001081</w:t>
+              <w:t>0 01 081</w:t>
             </w:r>
           </w:p>
         </w:tc>
@@ -9436,7 +9436,7 @@
                 <w:b w:val="0"/>
                 <w:sz w:val="16"/>
               </w:rPr>
-              <w:t>001082</w:t>
+              <w:t>0 01 082</w:t>
             </w:r>
           </w:p>
         </w:tc>
@@ -9601,7 +9601,7 @@
                 <w:b w:val="0"/>
                 <w:sz w:val="16"/>
               </w:rPr>
-              <w:t>001083</w:t>
+              <w:t>0 01 083</w:t>
             </w:r>
           </w:p>
         </w:tc>
@@ -9766,7 +9766,7 @@
                 <w:b w:val="0"/>
                 <w:sz w:val="16"/>
               </w:rPr>
-              <w:t>001085</w:t>
+              <w:t>0 01 085</w:t>
             </w:r>
           </w:p>
         </w:tc>
@@ -9930,7 +9930,7 @@
                 <w:b w:val="0"/>
                 <w:sz w:val="16"/>
               </w:rPr>
-              <w:t>001086</w:t>
+              <w:t>0 01 086</w:t>
             </w:r>
           </w:p>
         </w:tc>
@@ -10094,7 +10094,7 @@
                 <w:b w:val="0"/>
                 <w:sz w:val="16"/>
               </w:rPr>
-              <w:t>001087</w:t>
+              <w:t>0 01 087</w:t>
             </w:r>
           </w:p>
         </w:tc>
@@ -10258,7 +10258,7 @@
                 <w:b w:val="0"/>
                 <w:sz w:val="16"/>
               </w:rPr>
-              <w:t>001090</w:t>
+              <w:t>0 01 090</w:t>
             </w:r>
           </w:p>
         </w:tc>
@@ -10422,7 +10422,7 @@
                 <w:b w:val="0"/>
                 <w:sz w:val="16"/>
               </w:rPr>
-              <w:t>001091</w:t>
+              <w:t>0 01 091</w:t>
             </w:r>
           </w:p>
         </w:tc>
@@ -10586,7 +10586,7 @@
                 <w:b w:val="0"/>
                 <w:sz w:val="16"/>
               </w:rPr>
-              <w:t>001092</w:t>
+              <w:t>0 01 092</w:t>
             </w:r>
           </w:p>
         </w:tc>
@@ -10750,7 +10750,7 @@
                 <w:b w:val="0"/>
                 <w:sz w:val="16"/>
               </w:rPr>
-              <w:t>001093</w:t>
+              <w:t>0 01 093</w:t>
             </w:r>
           </w:p>
         </w:tc>
@@ -10914,7 +10914,7 @@
                 <w:b w:val="0"/>
                 <w:sz w:val="16"/>
               </w:rPr>
-              <w:t>001094</w:t>
+              <w:t>0 01 094</w:t>
             </w:r>
           </w:p>
         </w:tc>
@@ -11078,7 +11078,7 @@
                 <w:b w:val="0"/>
                 <w:sz w:val="16"/>
               </w:rPr>
-              <w:t>001095</w:t>
+              <w:t>0 01 095</w:t>
             </w:r>
           </w:p>
         </w:tc>
@@ -11242,7 +11242,7 @@
                 <w:b w:val="0"/>
                 <w:sz w:val="16"/>
               </w:rPr>
-              <w:t>001096</w:t>
+              <w:t>0 01 096</w:t>
             </w:r>
           </w:p>
         </w:tc>
@@ -11406,7 +11406,7 @@
                 <w:b w:val="0"/>
                 <w:sz w:val="16"/>
               </w:rPr>
-              <w:t>001099</w:t>
+              <w:t>0 01 099</w:t>
             </w:r>
           </w:p>
         </w:tc>
@@ -11570,7 +11570,7 @@
                 <w:b w:val="0"/>
                 <w:sz w:val="16"/>
               </w:rPr>
-              <w:t>001101</w:t>
+              <w:t>0 01 101</w:t>
             </w:r>
           </w:p>
         </w:tc>
@@ -11734,7 +11734,7 @@
                 <w:b w:val="0"/>
                 <w:sz w:val="16"/>
               </w:rPr>
-              <w:t>001102</w:t>
+              <w:t>0 01 102</w:t>
             </w:r>
           </w:p>
         </w:tc>
@@ -11898,7 +11898,7 @@
                 <w:b w:val="0"/>
                 <w:sz w:val="16"/>
               </w:rPr>
-              <w:t>001103</w:t>
+              <w:t>0 01 103</w:t>
             </w:r>
           </w:p>
         </w:tc>
@@ -12062,7 +12062,7 @@
                 <w:b w:val="0"/>
                 <w:sz w:val="16"/>
               </w:rPr>
-              <w:t>001104</w:t>
+              <w:t>0 01 104</w:t>
             </w:r>
           </w:p>
         </w:tc>
@@ -12226,7 +12226,7 @@
                 <w:b w:val="0"/>
                 <w:sz w:val="16"/>
               </w:rPr>
-              <w:t>001105</w:t>
+              <w:t>0 01 105</w:t>
             </w:r>
           </w:p>
         </w:tc>
@@ -12390,7 +12390,7 @@
                 <w:b w:val="0"/>
                 <w:sz w:val="16"/>
               </w:rPr>
-              <w:t>001106</w:t>
+              <w:t>0 01 106</w:t>
             </w:r>
           </w:p>
         </w:tc>
@@ -12554,7 +12554,7 @@
                 <w:b w:val="0"/>
                 <w:sz w:val="16"/>
               </w:rPr>
-              <w:t>001110</w:t>
+              <w:t>0 01 110</w:t>
             </w:r>
           </w:p>
         </w:tc>
@@ -12718,7 +12718,7 @@
                 <w:b w:val="0"/>
                 <w:sz w:val="16"/>
               </w:rPr>
-              <w:t>001111</w:t>
+              <w:t>0 01 111</w:t>
             </w:r>
           </w:p>
         </w:tc>
@@ -12882,7 +12882,7 @@
                 <w:b w:val="0"/>
                 <w:sz w:val="16"/>
               </w:rPr>
-              <w:t>001112</w:t>
+              <w:t>0 01 112</w:t>
             </w:r>
           </w:p>
         </w:tc>
@@ -13046,7 +13046,7 @@
                 <w:b w:val="0"/>
                 <w:sz w:val="16"/>
               </w:rPr>
-              <w:t>001113</w:t>
+              <w:t>0 01 113</w:t>
             </w:r>
           </w:p>
         </w:tc>
@@ -13210,7 +13210,7 @@
                 <w:b w:val="0"/>
                 <w:sz w:val="16"/>
               </w:rPr>
-              <w:t>001114</w:t>
+              <w:t>0 01 114</w:t>
             </w:r>
           </w:p>
         </w:tc>
@@ -13374,7 +13374,7 @@
                 <w:b w:val="0"/>
                 <w:sz w:val="16"/>
               </w:rPr>
-              <w:t>001115</w:t>
+              <w:t>0 01 115</w:t>
             </w:r>
           </w:p>
         </w:tc>
@@ -13538,7 +13538,7 @@
                 <w:b w:val="0"/>
                 <w:sz w:val="16"/>
               </w:rPr>
-              <w:t>001124</w:t>
+              <w:t>0 01 124</w:t>
             </w:r>
           </w:p>
         </w:tc>
@@ -13702,7 +13702,7 @@
                 <w:b w:val="0"/>
                 <w:sz w:val="16"/>
               </w:rPr>
-              <w:t>001125</w:t>
+              <w:t>0 01 125</w:t>
             </w:r>
           </w:p>
         </w:tc>
@@ -13866,7 +13866,7 @@
                 <w:b w:val="0"/>
                 <w:sz w:val="16"/>
               </w:rPr>
-              <w:t>001126</w:t>
+              <w:t>0 01 126</w:t>
             </w:r>
           </w:p>
         </w:tc>
@@ -14030,7 +14030,7 @@
                 <w:b w:val="0"/>
                 <w:sz w:val="16"/>
               </w:rPr>
-              <w:t>001127</w:t>
+              <w:t>0 01 127</w:t>
             </w:r>
           </w:p>
         </w:tc>
@@ -14194,7 +14194,7 @@
                 <w:b w:val="0"/>
                 <w:sz w:val="16"/>
               </w:rPr>
-              <w:t>001128</w:t>
+              <w:t>0 01 128</w:t>
             </w:r>
           </w:p>
         </w:tc>
@@ -14358,7 +14358,7 @@
                 <w:b w:val="0"/>
                 <w:sz w:val="16"/>
               </w:rPr>
-              <w:t>001130</w:t>
+              <w:t>0 01 130</w:t>
             </w:r>
           </w:p>
         </w:tc>
@@ -14519,7 +14519,7 @@
                 <w:b w:val="0"/>
                 <w:sz w:val="16"/>
               </w:rPr>
-              <w:t>001144</w:t>
+              <w:t>0 01 144</w:t>
             </w:r>
           </w:p>
         </w:tc>
@@ -14683,7 +14683,7 @@
                 <w:b w:val="0"/>
                 <w:sz w:val="16"/>
               </w:rPr>
-              <w:t>001145</w:t>
+              <w:t>0 01 145</w:t>
             </w:r>
           </w:p>
         </w:tc>
@@ -14848,7 +14848,7 @@
                 <w:b w:val="0"/>
                 <w:sz w:val="16"/>
               </w:rPr>
-              <w:t>001150</w:t>
+              <w:t>0 01 150</w:t>
             </w:r>
           </w:p>
         </w:tc>
@@ -15012,7 +15012,7 @@
                 <w:b w:val="0"/>
                 <w:sz w:val="16"/>
               </w:rPr>
-              <w:t>001151</w:t>
+              <w:t>0 01 151</w:t>
             </w:r>
           </w:p>
         </w:tc>
@@ -15176,7 +15176,7 @@
                 <w:b w:val="0"/>
                 <w:sz w:val="16"/>
               </w:rPr>
-              <w:t>001152</w:t>
+              <w:t>0 01 152</w:t>
             </w:r>
           </w:p>
         </w:tc>
@@ -15340,7 +15340,7 @@
                 <w:b w:val="0"/>
                 <w:sz w:val="16"/>
               </w:rPr>
-              <w:t>001153</w:t>
+              <w:t>0 01 153</w:t>
             </w:r>
           </w:p>
         </w:tc>
@@ -15504,7 +15504,7 @@
                 <w:b w:val="0"/>
                 <w:sz w:val="16"/>
               </w:rPr>
-              <w:t>001154</w:t>
+              <w:t>0 01 154</w:t>
             </w:r>
           </w:p>
         </w:tc>
@@ -15668,7 +15668,7 @@
                 <w:b w:val="0"/>
                 <w:sz w:val="16"/>
               </w:rPr>
-              <w:t>001155</w:t>
+              <w:t>0 01 155</w:t>
             </w:r>
           </w:p>
         </w:tc>
@@ -15832,7 +15832,7 @@
                 <w:b w:val="0"/>
                 <w:sz w:val="16"/>
               </w:rPr>
-              <w:t>001156</w:t>
+              <w:t>0 01 156</w:t>
             </w:r>
           </w:p>
         </w:tc>
@@ -15993,7 +15993,7 @@
                 <w:b w:val="0"/>
                 <w:sz w:val="16"/>
               </w:rPr>
-              <w:t>001157</w:t>
+              <w:t>0 01 157</w:t>
             </w:r>
           </w:p>
         </w:tc>
@@ -16154,7 +16154,7 @@
                 <w:b w:val="0"/>
                 <w:sz w:val="16"/>
               </w:rPr>
-              <w:t>001158</w:t>
+              <w:t>0 01 158</w:t>
             </w:r>
           </w:p>
         </w:tc>
@@ -16315,7 +16315,7 @@
                 <w:b w:val="0"/>
                 <w:sz w:val="16"/>
               </w:rPr>
-              <w:t>001159</w:t>
+              <w:t>0 01 159</w:t>
             </w:r>
           </w:p>
         </w:tc>

--- a/docx/en/BUFRCREX_TableB_en_01.docx
+++ b/docx/en/BUFRCREX_TableB_en_01.docx
@@ -19264,377 +19264,6 @@
         </w:tc>
       </w:tr>
     </w:tbl>
-    <w:p/>
-    <w:p>
-      <w:r>
-        <w:rPr>
-          <w:rFonts w:ascii="Verdana" w:hAnsi="Verdana"/>
-          <w:i/>
-          <w:sz w:val="14"/>
-        </w:rPr>
-        <w:t>Note 23: A precipitation value of -0.1 kg m-2 before scaling (-1 after scaling or in CREX) shall indicate a "trace" (non-measurable, less than 0.05 kg m-2).</w:t>
-      </w:r>
-    </w:p>
-    <w:p>
-      <w:r>
-        <w:rPr>
-          <w:rFonts w:ascii="Verdana" w:hAnsi="Verdana"/>
-          <w:i/>
-          <w:sz w:val="14"/>
-        </w:rPr>
-        <w:t>Note 25: A previously defined significance may be cancelled by transmitting a "missing" from the appropriate code or flag table.</w:t>
-      </w:r>
-    </w:p>
-    <w:p>
-      <w:r>
-        <w:rPr>
-          <w:rFonts w:ascii="Verdana" w:hAnsi="Verdana"/>
-          <w:i/>
-          <w:sz w:val="14"/>
-        </w:rPr>
-        <w:t>Note 27: All times are Universal Time Coordinated (UTC) unless otherwise noted.</w:t>
-      </w:r>
-    </w:p>
-    <w:p>
-      <w:r>
-        <w:rPr>
-          <w:rFonts w:ascii="Verdana" w:hAnsi="Verdana"/>
-          <w:i/>
-          <w:sz w:val="14"/>
-        </w:rPr>
-        <w:t>Note 32: Bearing or azimuth shall only be used with respect to a stated location, and shall not redefine that location.</w:t>
-      </w:r>
-    </w:p>
-    <w:p>
-      <w:r>
-        <w:rPr>
-          <w:rFonts w:ascii="Verdana" w:hAnsi="Verdana"/>
-          <w:i/>
-          <w:sz w:val="14"/>
-        </w:rPr>
-        <w:t>Note 62: Distance shall only be used with respect to a stated location and a bearing, azimuth or elevation; it shall not redefine that location.</w:t>
-      </w:r>
-    </w:p>
-    <w:p>
-      <w:r>
-        <w:rPr>
-          <w:rFonts w:ascii="Verdana" w:hAnsi="Verdana"/>
-          <w:i/>
-          <w:sz w:val="14"/>
-        </w:rPr>
-        <w:t>Note 63: Downward radiation shall be assigned positive values.</w:t>
-      </w:r>
-    </w:p>
-    <w:p>
-      <w:r>
-        <w:rPr>
-          <w:rFonts w:ascii="Verdana" w:hAnsi="Verdana"/>
-          <w:i/>
-          <w:sz w:val="14"/>
-        </w:rPr>
-        <w:t>Note 64: Downward w-components shall be assigned positive values where units are Pa s-1.</w:t>
-      </w:r>
-    </w:p>
-    <w:p>
-      <w:r>
-        <w:rPr>
-          <w:rFonts w:ascii="Verdana" w:hAnsi="Verdana"/>
-          <w:i/>
-          <w:sz w:val="14"/>
-        </w:rPr>
-        <w:t>Note 66: East to west increments shall be assigned negative values.</w:t>
-      </w:r>
-    </w:p>
-    <w:p>
-      <w:r>
-        <w:rPr>
-          <w:rFonts w:ascii="Verdana" w:hAnsi="Verdana"/>
-          <w:i/>
-          <w:sz w:val="14"/>
-        </w:rPr>
-        <w:t>Note 75: For CREX descriptors F = B, not 0.</w:t>
-      </w:r>
-    </w:p>
-    <w:p>
-      <w:r>
-        <w:rPr>
-          <w:rFonts w:ascii="Verdana" w:hAnsi="Verdana"/>
-          <w:i/>
-          <w:sz w:val="14"/>
-        </w:rPr>
-        <w:t>Note 92: In order to distinguish unambiguously the cases of missing data and saturated pixels, n-bit image data should be encoded using a data width of n+1. Where such a descriptor is not already available in Class 30, operator descriptor 2 01 YYY should be used to modify the data width of the existing entry as required.</w:t>
-      </w:r>
-    </w:p>
-    <w:p>
-      <w:r>
-        <w:rPr>
-          <w:rFonts w:ascii="Verdana" w:hAnsi="Verdana"/>
-          <w:i/>
-          <w:sz w:val="14"/>
-        </w:rPr>
-        <w:t>Note 105: Negative time periods or displacements shall be used to indicate time periods or displacements preceding the currently defined time.</w:t>
-      </w:r>
-    </w:p>
-    <w:p>
-      <w:r>
-        <w:rPr>
-          <w:rFonts w:ascii="Verdana" w:hAnsi="Verdana"/>
-          <w:i/>
-          <w:sz w:val="14"/>
-        </w:rPr>
-        <w:t>Note 110: North to south increments shall be assigned negative values.</w:t>
-      </w:r>
-    </w:p>
-    <w:p>
-      <w:r>
-        <w:rPr>
-          <w:rFonts w:ascii="Verdana" w:hAnsi="Verdana"/>
-          <w:i/>
-          <w:sz w:val="14"/>
-        </w:rPr>
-        <w:t>Note 115: Pixel data width can be changed with descriptor 2 01 YYY.</w:t>
-      </w:r>
-    </w:p>
-    <w:p>
-      <w:r>
-        <w:rPr>
-          <w:rFonts w:ascii="Verdana" w:hAnsi="Verdana"/>
-          <w:i/>
-          <w:sz w:val="14"/>
-        </w:rPr>
-        <w:t>Note 121: Some indication of expected accuracy may be implied in conjunction with certain elements in this class.</w:t>
-      </w:r>
-    </w:p>
-    <w:p>
-      <w:r>
-        <w:rPr>
-          <w:rFonts w:ascii="Verdana" w:hAnsi="Verdana"/>
-          <w:i/>
-          <w:sz w:val="14"/>
-        </w:rPr>
-        <w:t>Note 122: South latitude shall be assigned negative values.</w:t>
-      </w:r>
-    </w:p>
-    <w:p>
-      <w:r>
-        <w:rPr>
-          <w:rFonts w:ascii="Verdana" w:hAnsi="Verdana"/>
-          <w:i/>
-          <w:sz w:val="14"/>
-        </w:rPr>
-        <w:t>Note 123: South to north v-components shall be assigned positive values.</w:t>
-      </w:r>
-    </w:p>
-    <w:p>
-      <w:r>
-        <w:rPr>
-          <w:rFonts w:ascii="Verdana" w:hAnsi="Verdana"/>
-          <w:i/>
-          <w:sz w:val="14"/>
-        </w:rPr>
-        <w:t>Note 126: Surface wind direction measured at a station within 1° of the North Pole or within 1° of the South Pole shall be reported in such a way that the azimuth ring shall be aligned with its zero coinciding with the Greenwich 0° meridian.</w:t>
-      </w:r>
-    </w:p>
-    <w:p>
-      <w:r>
-        <w:rPr>
-          <w:rFonts w:ascii="Verdana" w:hAnsi="Verdana"/>
-          <w:i/>
-          <w:sz w:val="14"/>
-        </w:rPr>
-        <w:t>Note 140: The pixel size on horizontal - 1 is given at location where map scale factor is unity.</w:t>
-      </w:r>
-    </w:p>
-    <w:p>
-      <w:r>
-        <w:rPr>
-          <w:rFonts w:ascii="Verdana" w:hAnsi="Verdana"/>
-          <w:i/>
-          <w:sz w:val="14"/>
-        </w:rPr>
-        <w:t>Note 141: The pixel size on horizontal - 2 is given at location where map scale factor is unity.</w:t>
-      </w:r>
-    </w:p>
-    <w:p>
-      <w:r>
-        <w:rPr>
-          <w:rFonts w:ascii="Verdana" w:hAnsi="Verdana"/>
-          <w:i/>
-          <w:sz w:val="14"/>
-        </w:rPr>
-        <w:t>Note 145: The significance of time periods or displacements may be indicated using the time significance code corresponding to table reference 0 08 021.</w:t>
-      </w:r>
-    </w:p>
-    <w:p>
-      <w:r>
-        <w:rPr>
-          <w:rFonts w:ascii="Verdana" w:hAnsi="Verdana"/>
-          <w:i/>
-          <w:sz w:val="14"/>
-        </w:rPr>
-        <w:t>Note 149: The time location, when used with forecast values, shall indicate the time of the initial state for the forecast, or the beginning of the forecast period; when used with ensemble means of forecast values, the time location shall indicate the initial state or the beginning of the first forecast over which ensemble means are derived.</w:t>
-      </w:r>
-    </w:p>
-    <w:p>
-      <w:r>
-        <w:rPr>
-          <w:rFonts w:ascii="Verdana" w:hAnsi="Verdana"/>
-          <w:i/>
-          <w:sz w:val="14"/>
-        </w:rPr>
-        <w:t>Note 155: This class may also contain elements relating to observational procedures.</w:t>
-      </w:r>
-    </w:p>
-    <w:p>
-      <w:r>
-        <w:rPr>
-          <w:rFonts w:ascii="Verdana" w:hAnsi="Verdana"/>
-          <w:i/>
-          <w:sz w:val="14"/>
-        </w:rPr>
-        <w:t>Note 156: This class shall contain elements to describe the instrumentation used to obtain the meteorological elements reported.</w:t>
-      </w:r>
-    </w:p>
-    <w:p>
-      <w:r>
-        <w:rPr>
-          <w:rFonts w:ascii="Verdana" w:hAnsi="Verdana"/>
-          <w:i/>
-          <w:sz w:val="14"/>
-        </w:rPr>
-        <w:t>Note 158: Time periods or displacements and time increments require an initial time location to be defined prior to their use, followed where appropriate by a time significance definition.</w:t>
-      </w:r>
-    </w:p>
-    <w:p>
-      <w:r>
-        <w:rPr>
-          <w:rFonts w:ascii="Verdana" w:hAnsi="Verdana"/>
-          <w:i/>
-          <w:sz w:val="14"/>
-        </w:rPr>
-        <w:t>Note 160: Upward radiation shall be assigned negative values.</w:t>
-      </w:r>
-    </w:p>
-    <w:p>
-      <w:r>
-        <w:rPr>
-          <w:rFonts w:ascii="Verdana" w:hAnsi="Verdana"/>
-          <w:i/>
-          <w:sz w:val="14"/>
-        </w:rPr>
-        <w:t>Note 161: Upward w-components shall be assigned positive values where units are m s-1.</w:t>
-      </w:r>
-    </w:p>
-    <w:p>
-      <w:r>
-        <w:rPr>
-          <w:rFonts w:ascii="Verdana" w:hAnsi="Verdana"/>
-          <w:i/>
-          <w:sz w:val="14"/>
-        </w:rPr>
-        <w:t>Note 162: Useful ranges used above:1011 Bq to 1019 Bq for releases;10-2 Bq to 107 Bq and 10-2 mSv to 107 mSv for concentration and doses.</w:t>
-      </w:r>
-    </w:p>
-    <w:p>
-      <w:r>
-        <w:rPr>
-          <w:rFonts w:ascii="Verdana" w:hAnsi="Verdana"/>
-          <w:i/>
-          <w:sz w:val="14"/>
-        </w:rPr>
-        <w:t>Note 163: Values of latitude and latitude increments are limited to the range -90 degrees to +90 degrees.</w:t>
-      </w:r>
-    </w:p>
-    <w:p>
-      <w:r>
-        <w:rPr>
-          <w:rFonts w:ascii="Verdana" w:hAnsi="Verdana"/>
-          <w:i/>
-          <w:sz w:val="14"/>
-        </w:rPr>
-        <w:t>Note 164: Values of longitude are limited to the range -180 degrees to +180 degrees.</w:t>
-      </w:r>
-    </w:p>
-    <w:p>
-      <w:r>
-        <w:rPr>
-          <w:rFonts w:ascii="Verdana" w:hAnsi="Verdana"/>
-          <w:i/>
-          <w:sz w:val="14"/>
-        </w:rPr>
-        <w:t>Note 165: Vertical elements and pressure shall be used to define values of these elements independent of the element or variable denoting the vertical coordinate.</w:t>
-      </w:r>
-    </w:p>
-    <w:p>
-      <w:r>
-        <w:rPr>
-          <w:rFonts w:ascii="Verdana" w:hAnsi="Verdana"/>
-          <w:i/>
-          <w:sz w:val="14"/>
-        </w:rPr>
-        <w:t>Note 166: West longitude shall be assigned negative values.</w:t>
-      </w:r>
-    </w:p>
-    <w:p>
-      <w:r>
-        <w:rPr>
-          <w:rFonts w:ascii="Verdana" w:hAnsi="Verdana"/>
-          <w:i/>
-          <w:sz w:val="14"/>
-        </w:rPr>
-        <w:t>Note 167: West to east u-components shall be assigned positive values.</w:t>
-      </w:r>
-    </w:p>
-    <w:p>
-      <w:r>
-        <w:rPr>
-          <w:rFonts w:ascii="Verdana" w:hAnsi="Verdana"/>
-          <w:i/>
-          <w:sz w:val="14"/>
-        </w:rPr>
-        <w:t>Note 176: Where more than one time period or displacement is required to define complex time structures, they shall be defined in immediate succession, and the following ordering shall apply: ensemble period (if required), followed by forecast period (if required), followed by period for averaging or accumulation (if required).</w:t>
-      </w:r>
-    </w:p>
-    <w:p>
-      <w:r>
-        <w:rPr>
-          <w:rFonts w:ascii="Verdana" w:hAnsi="Verdana"/>
-          <w:i/>
-          <w:sz w:val="14"/>
-        </w:rPr>
-        <w:t>Note 178: Where the expression "period specified" is entered under element name, an appropriate period shall be specified using descriptors from Class 04.</w:t>
-      </w:r>
-    </w:p>
-    <w:p>
-      <w:r>
-        <w:rPr>
-          <w:rFonts w:ascii="Verdana" w:hAnsi="Verdana"/>
-          <w:i/>
-          <w:sz w:val="14"/>
-        </w:rPr>
-        <w:t>Note 179: Where values are accumulated or averaged (for example over a time period), the total number of values from which the accumulated or averaged values are obtained may be represented using reference 0 08 022.</w:t>
-      </w:r>
-    </w:p>
-    <w:p>
-      <w:r>
-        <w:rPr>
-          <w:rFonts w:ascii="Verdana" w:hAnsi="Verdana"/>
-          <w:i/>
-          <w:sz w:val="14"/>
-        </w:rPr>
-        <w:t>Note 180: Wind reporting standards: Speed Direction No observation Missing Missing Calm 0 0 Normal observation &gt; 0 1° - 360° Speed only &gt; 0 Missing Direction only Missing 1°-360° "Light and variable" &gt; 0 0</w:t>
-      </w:r>
-    </w:p>
-    <w:p>
-      <w:r>
-        <w:rPr>
-          <w:rFonts w:ascii="Verdana" w:hAnsi="Verdana"/>
-          <w:i/>
-          <w:sz w:val="14"/>
-        </w:rPr>
-        <w:t>Note 181: Wind waves and waves reporting standards:Observation Speed Direction No observation Missing Missing Calm 0 0 Normal observation &gt;0 1-360 Speed only &gt;0 Missing Direction only Missing 1-360"Light and variable" &gt;0 0</w:t>
-      </w:r>
-    </w:p>
     <w:sectPr>
       <w:pgSz w:w="16838" w:h="11906" w:orient="landscape"/>
       <w:pgMar w:top="850" w:right="850" w:bottom="850" w:left="850" w:header="720" w:footer="720" w:gutter="0"/>
